--- a/COMP2123_cheatsheet.docx
+++ b/COMP2123_cheatsheet.docx
@@ -1,6 +1,6 @@
 
 <file path=word/document.xml><?xml version="1.0" encoding="utf-8"?>
-<w:document xmlns:wpc="http://schemas.microsoft.com/office/word/2010/wordprocessingCanvas" xmlns:cx="http://schemas.microsoft.com/office/drawing/2014/chartex" xmlns:cx1="http://schemas.microsoft.com/office/drawing/2015/9/8/chartex" xmlns:cx2="http://schemas.microsoft.com/office/drawing/2015/10/21/chartex" xmlns:cx3="http://schemas.microsoft.com/office/drawing/2016/5/9/chartex" xmlns:cx4="http://schemas.microsoft.com/office/drawing/2016/5/10/chartex" xmlns:cx5="http://schemas.microsoft.com/office/drawing/2016/5/11/chartex" xmlns:cx6="http://schemas.microsoft.com/office/drawing/2016/5/12/chartex" xmlns:cx7="http://schemas.microsoft.com/office/drawing/2016/5/13/chartex" xmlns:cx8="http://schemas.microsoft.com/office/drawing/2016/5/14/chartex" xmlns:mc="http://schemas.openxmlformats.org/markup-compatibility/2006" xmlns:aink="http://schemas.microsoft.com/office/drawing/2016/ink" xmlns:am3d="http://schemas.microsoft.com/office/drawing/2017/model3d" xmlns:o="urn:schemas-microsoft-com:office:office" xmlns:oel="http://schemas.microsoft.com/office/2019/extlst" xmlns:r="http://schemas.openxmlformats.org/officeDocument/2006/relationships" xmlns:m="http://schemas.openxmlformats.org/officeDocument/2006/math" xmlns:v="urn:schemas-microsoft-com:vml" xmlns:wp14="http://schemas.microsoft.com/office/word/2010/wordprocessingDrawing" xmlns:wp="http://schemas.openxmlformats.org/drawingml/2006/wordprocessingDrawing" xmlns:w10="urn:schemas-microsoft-com:office:word" xmlns:w="http://schemas.openxmlformats.org/wordprocessingml/2006/main" xmlns:w14="http://schemas.microsoft.com/office/word/2010/wordml" xmlns:w15="http://schemas.microsoft.com/office/word/2012/wordml" xmlns:w16cex="http://schemas.microsoft.com/office/word/2018/wordml/cex" xmlns:w16cid="http://schemas.microsoft.com/office/word/2016/wordml/cid" xmlns:w16="http://schemas.microsoft.com/office/word/2018/wordml" xmlns:w16du="http://schemas.microsoft.com/office/word/2023/wordml/word16du" xmlns:w16sdtdh="http://schemas.microsoft.com/office/word/2020/wordml/sdtdatahash" xmlns:w16se="http://schemas.microsoft.com/office/word/2015/wordml/symex" xmlns:wpg="http://schemas.microsoft.com/office/word/2010/wordprocessingGroup" xmlns:wpi="http://schemas.microsoft.com/office/word/2010/wordprocessingInk" xmlns:wne="http://schemas.microsoft.com/office/word/2006/wordml" xmlns:wps="http://schemas.microsoft.com/office/word/2010/wordprocessingShape" mc:Ignorable="w14 w15 w16se w16cid w16 w16cex w16sdtdh w16du wp14">
+<w:document xmlns:wpc="http://schemas.microsoft.com/office/word/2010/wordprocessingCanvas" xmlns:cx="http://schemas.microsoft.com/office/drawing/2014/chartex" xmlns:cx1="http://schemas.microsoft.com/office/drawing/2015/9/8/chartex" xmlns:cx2="http://schemas.microsoft.com/office/drawing/2015/10/21/chartex" xmlns:cx3="http://schemas.microsoft.com/office/drawing/2016/5/9/chartex" xmlns:cx4="http://schemas.microsoft.com/office/drawing/2016/5/10/chartex" xmlns:cx5="http://schemas.microsoft.com/office/drawing/2016/5/11/chartex" xmlns:cx6="http://schemas.microsoft.com/office/drawing/2016/5/12/chartex" xmlns:cx7="http://schemas.microsoft.com/office/drawing/2016/5/13/chartex" xmlns:cx8="http://schemas.microsoft.com/office/drawing/2016/5/14/chartex" xmlns:mc="http://schemas.openxmlformats.org/markup-compatibility/2006" xmlns:aink="http://schemas.microsoft.com/office/drawing/2016/ink" xmlns:am3d="http://schemas.microsoft.com/office/drawing/2017/model3d" xmlns:o="urn:schemas-microsoft-com:office:office" xmlns:oel="http://schemas.microsoft.com/office/2019/extlst" xmlns:r="http://schemas.openxmlformats.org/officeDocument/2006/relationships" xmlns:m="http://schemas.openxmlformats.org/officeDocument/2006/math" xmlns:v="urn:schemas-microsoft-com:vml" xmlns:wp14="http://schemas.microsoft.com/office/word/2010/wordprocessingDrawing" xmlns:wp="http://schemas.openxmlformats.org/drawingml/2006/wordprocessingDrawing" xmlns:w10="urn:schemas-microsoft-com:office:word" xmlns:w="http://schemas.openxmlformats.org/wordprocessingml/2006/main" xmlns:w14="http://schemas.microsoft.com/office/word/2010/wordml" xmlns:w15="http://schemas.microsoft.com/office/word/2012/wordml" xmlns:w16cex="http://schemas.microsoft.com/office/word/2018/wordml/cex" xmlns:w16cid="http://schemas.microsoft.com/office/word/2016/wordml/cid" xmlns:w16="http://schemas.microsoft.com/office/word/2018/wordml" xmlns:w16du="http://schemas.microsoft.com/office/word/2023/wordml/word16du" xmlns:w16sdtdh="http://schemas.microsoft.com/office/word/2020/wordml/sdtdatahash" xmlns:w16sdtfl="http://schemas.microsoft.com/office/word/2024/wordml/sdtformatlock" xmlns:w16se="http://schemas.microsoft.com/office/word/2015/wordml/symex" xmlns:wpg="http://schemas.microsoft.com/office/word/2010/wordprocessingGroup" xmlns:wpi="http://schemas.microsoft.com/office/word/2010/wordprocessingInk" xmlns:wne="http://schemas.microsoft.com/office/word/2006/wordml" xmlns:wps="http://schemas.microsoft.com/office/word/2010/wordprocessingShape" mc:Ignorable="w14 w15 w16se w16cid w16 w16cex w16sdtdh w16sdtfl w16du wp14">
   <w:body>
     <w:p>
       <w:pPr>
@@ -240,18 +240,18 @@
           <w:noProof/>
         </w:rPr>
         <w:drawing>
-          <wp:anchor distT="0" distB="0" distL="114300" distR="114300" simplePos="0" relativeHeight="251659264" behindDoc="0" locked="0" layoutInCell="1" allowOverlap="1" wp14:anchorId="2985D658" wp14:editId="58148171">
+          <wp:anchor distT="0" distB="0" distL="114300" distR="114300" simplePos="0" relativeHeight="251661312" behindDoc="0" locked="0" layoutInCell="1" allowOverlap="1" wp14:anchorId="447A14F9" wp14:editId="602EB327">
             <wp:simplePos x="0" y="0"/>
-            <wp:positionH relativeFrom="margin">
-              <wp:align>left</wp:align>
+            <wp:positionH relativeFrom="column">
+              <wp:posOffset>40640</wp:posOffset>
             </wp:positionH>
             <wp:positionV relativeFrom="paragraph">
-              <wp:posOffset>1628614</wp:posOffset>
+              <wp:posOffset>1597660</wp:posOffset>
             </wp:positionV>
-            <wp:extent cx="1714927" cy="839337"/>
+            <wp:extent cx="1803712" cy="967740"/>
             <wp:effectExtent l="0" t="0" r="0" b="0"/>
             <wp:wrapNone/>
-            <wp:docPr id="2047629787" name="Picture 1" descr="A diagram of a math problem&#10;&#10;Description automatically generated with medium confidence"/>
+            <wp:docPr id="1939739568" name="Picture 1" descr="A diagram of a tree&#10;&#10;AI-generated content may be incorrect."/>
             <wp:cNvGraphicFramePr>
               <a:graphicFrameLocks xmlns:a="http://schemas.openxmlformats.org/drawingml/2006/main" noChangeAspect="1"/>
             </wp:cNvGraphicFramePr>
@@ -259,7 +259,7 @@
               <a:graphicData uri="http://schemas.openxmlformats.org/drawingml/2006/picture">
                 <pic:pic xmlns:pic="http://schemas.openxmlformats.org/drawingml/2006/picture">
                   <pic:nvPicPr>
-                    <pic:cNvPr id="2047629787" name="Picture 1" descr="A diagram of a math problem&#10;&#10;Description automatically generated with medium confidence"/>
+                    <pic:cNvPr id="1939739568" name="Picture 1" descr="A diagram of a tree&#10;&#10;AI-generated content may be incorrect."/>
                     <pic:cNvPicPr/>
                   </pic:nvPicPr>
                   <pic:blipFill>
@@ -277,7 +277,7 @@
                   <pic:spPr>
                     <a:xfrm>
                       <a:off x="0" y="0"/>
-                      <a:ext cx="1714927" cy="839337"/>
+                      <a:ext cx="1806269" cy="969112"/>
                     </a:xfrm>
                     <a:prstGeom prst="rect">
                       <a:avLst/>
@@ -286,10 +286,10 @@
                 </pic:pic>
               </a:graphicData>
             </a:graphic>
-            <wp14:sizeRelH relativeFrom="margin">
+            <wp14:sizeRelH relativeFrom="page">
               <wp14:pctWidth>0</wp14:pctWidth>
             </wp14:sizeRelH>
-            <wp14:sizeRelV relativeFrom="margin">
+            <wp14:sizeRelV relativeFrom="page">
               <wp14:pctHeight>0</wp14:pctHeight>
             </wp14:sizeRelV>
           </wp:anchor>
@@ -637,18 +637,18 @@
           <w:noProof/>
         </w:rPr>
         <w:drawing>
-          <wp:anchor distT="0" distB="0" distL="114300" distR="114300" simplePos="0" relativeHeight="251660288" behindDoc="0" locked="0" layoutInCell="1" allowOverlap="1" wp14:anchorId="30E7F6F9" wp14:editId="4CB17645">
+          <wp:anchor distT="0" distB="0" distL="114300" distR="114300" simplePos="0" relativeHeight="251660288" behindDoc="0" locked="0" layoutInCell="1" allowOverlap="1" wp14:anchorId="4DCA8C80" wp14:editId="3A58151C">
             <wp:simplePos x="0" y="0"/>
             <wp:positionH relativeFrom="column">
-              <wp:posOffset>1021622</wp:posOffset>
+              <wp:posOffset>1060619</wp:posOffset>
             </wp:positionH>
             <wp:positionV relativeFrom="paragraph">
-              <wp:posOffset>-88677</wp:posOffset>
+              <wp:posOffset>-138923</wp:posOffset>
             </wp:positionV>
-            <wp:extent cx="1559758" cy="272968"/>
-            <wp:effectExtent l="0" t="0" r="2540" b="0"/>
+            <wp:extent cx="1518311" cy="372976"/>
+            <wp:effectExtent l="0" t="0" r="0" b="0"/>
             <wp:wrapNone/>
-            <wp:docPr id="1288165413" name="Picture 1" descr="A close up of a white background&#10;&#10;Description automatically generated"/>
+            <wp:docPr id="923561297" name="Picture 1" descr="A black text on a white background&#10;&#10;AI-generated content may be incorrect."/>
             <wp:cNvGraphicFramePr>
               <a:graphicFrameLocks xmlns:a="http://schemas.openxmlformats.org/drawingml/2006/main" noChangeAspect="1"/>
             </wp:cNvGraphicFramePr>
@@ -656,7 +656,7 @@
               <a:graphicData uri="http://schemas.openxmlformats.org/drawingml/2006/picture">
                 <pic:pic xmlns:pic="http://schemas.openxmlformats.org/drawingml/2006/picture">
                   <pic:nvPicPr>
-                    <pic:cNvPr id="1288165413" name="Picture 1" descr="A close up of a white background&#10;&#10;Description automatically generated"/>
+                    <pic:cNvPr id="923561297" name="Picture 1" descr="A black text on a white background&#10;&#10;AI-generated content may be incorrect."/>
                     <pic:cNvPicPr/>
                   </pic:nvPicPr>
                   <pic:blipFill>
@@ -674,7 +674,7 @@
                   <pic:spPr>
                     <a:xfrm>
                       <a:off x="0" y="0"/>
-                      <a:ext cx="1559758" cy="272968"/>
+                      <a:ext cx="1518311" cy="372976"/>
                     </a:xfrm>
                     <a:prstGeom prst="rect">
                       <a:avLst/>
@@ -683,10 +683,10 @@
                 </pic:pic>
               </a:graphicData>
             </a:graphic>
-            <wp14:sizeRelH relativeFrom="margin">
+            <wp14:sizeRelH relativeFrom="page">
               <wp14:pctWidth>0</wp14:pctWidth>
             </wp14:sizeRelH>
-            <wp14:sizeRelV relativeFrom="margin">
+            <wp14:sizeRelV relativeFrom="page">
               <wp14:pctHeight>0</wp14:pctHeight>
             </wp14:sizeRelV>
           </wp:anchor>
@@ -697,7 +697,7 @@
           <w:noProof/>
         </w:rPr>
         <w:drawing>
-          <wp:inline distT="0" distB="0" distL="0" distR="0" wp14:anchorId="4F37033C" wp14:editId="7C3D3166">
+          <wp:inline distT="0" distB="0" distL="0" distR="0" wp14:anchorId="4F37033C" wp14:editId="4924B335">
             <wp:extent cx="2372995" cy="681355"/>
             <wp:effectExtent l="0" t="0" r="8255" b="4445"/>
             <wp:docPr id="2138873168" name="Picture 1" descr="A white background with black text&#10;&#10;Description automatically generated"/>
@@ -1653,6 +1653,11 @@
       </w:r>
     </w:p>
     <w:p>
+      <w:pPr>
+        <w:rPr>
+          <w:rFonts w:hint="eastAsia"/>
+        </w:rPr>
+      </w:pPr>
       <w:r>
         <w:rPr>
           <w:sz w:val="16"/>
@@ -1901,7 +1906,7 @@
 </file>
 
 <file path=word/endnotes.xml><?xml version="1.0" encoding="utf-8"?>
-<w:endnotes xmlns:wpc="http://schemas.microsoft.com/office/word/2010/wordprocessingCanvas" xmlns:cx="http://schemas.microsoft.com/office/drawing/2014/chartex" xmlns:cx1="http://schemas.microsoft.com/office/drawing/2015/9/8/chartex" xmlns:cx2="http://schemas.microsoft.com/office/drawing/2015/10/21/chartex" xmlns:cx3="http://schemas.microsoft.com/office/drawing/2016/5/9/chartex" xmlns:cx4="http://schemas.microsoft.com/office/drawing/2016/5/10/chartex" xmlns:cx5="http://schemas.microsoft.com/office/drawing/2016/5/11/chartex" xmlns:cx6="http://schemas.microsoft.com/office/drawing/2016/5/12/chartex" xmlns:cx7="http://schemas.microsoft.com/office/drawing/2016/5/13/chartex" xmlns:cx8="http://schemas.microsoft.com/office/drawing/2016/5/14/chartex" xmlns:mc="http://schemas.openxmlformats.org/markup-compatibility/2006" xmlns:aink="http://schemas.microsoft.com/office/drawing/2016/ink" xmlns:am3d="http://schemas.microsoft.com/office/drawing/2017/model3d" xmlns:o="urn:schemas-microsoft-com:office:office" xmlns:oel="http://schemas.microsoft.com/office/2019/extlst" xmlns:r="http://schemas.openxmlformats.org/officeDocument/2006/relationships" xmlns:m="http://schemas.openxmlformats.org/officeDocument/2006/math" xmlns:v="urn:schemas-microsoft-com:vml" xmlns:wp14="http://schemas.microsoft.com/office/word/2010/wordprocessingDrawing" xmlns:wp="http://schemas.openxmlformats.org/drawingml/2006/wordprocessingDrawing" xmlns:w10="urn:schemas-microsoft-com:office:word" xmlns:w="http://schemas.openxmlformats.org/wordprocessingml/2006/main" xmlns:w14="http://schemas.microsoft.com/office/word/2010/wordml" xmlns:w15="http://schemas.microsoft.com/office/word/2012/wordml" xmlns:w16cex="http://schemas.microsoft.com/office/word/2018/wordml/cex" xmlns:w16cid="http://schemas.microsoft.com/office/word/2016/wordml/cid" xmlns:w16="http://schemas.microsoft.com/office/word/2018/wordml" xmlns:w16du="http://schemas.microsoft.com/office/word/2023/wordml/word16du" xmlns:w16sdtdh="http://schemas.microsoft.com/office/word/2020/wordml/sdtdatahash" xmlns:w16se="http://schemas.microsoft.com/office/word/2015/wordml/symex" xmlns:wpg="http://schemas.microsoft.com/office/word/2010/wordprocessingGroup" xmlns:wpi="http://schemas.microsoft.com/office/word/2010/wordprocessingInk" xmlns:wne="http://schemas.microsoft.com/office/word/2006/wordml" xmlns:wps="http://schemas.microsoft.com/office/word/2010/wordprocessingShape" mc:Ignorable="w14 w15 w16se w16cid w16 w16cex w16sdtdh w16du wp14">
+<w:endnotes xmlns:wpc="http://schemas.microsoft.com/office/word/2010/wordprocessingCanvas" xmlns:cx="http://schemas.microsoft.com/office/drawing/2014/chartex" xmlns:cx1="http://schemas.microsoft.com/office/drawing/2015/9/8/chartex" xmlns:cx2="http://schemas.microsoft.com/office/drawing/2015/10/21/chartex" xmlns:cx3="http://schemas.microsoft.com/office/drawing/2016/5/9/chartex" xmlns:cx4="http://schemas.microsoft.com/office/drawing/2016/5/10/chartex" xmlns:cx5="http://schemas.microsoft.com/office/drawing/2016/5/11/chartex" xmlns:cx6="http://schemas.microsoft.com/office/drawing/2016/5/12/chartex" xmlns:cx7="http://schemas.microsoft.com/office/drawing/2016/5/13/chartex" xmlns:cx8="http://schemas.microsoft.com/office/drawing/2016/5/14/chartex" xmlns:mc="http://schemas.openxmlformats.org/markup-compatibility/2006" xmlns:aink="http://schemas.microsoft.com/office/drawing/2016/ink" xmlns:am3d="http://schemas.microsoft.com/office/drawing/2017/model3d" xmlns:o="urn:schemas-microsoft-com:office:office" xmlns:oel="http://schemas.microsoft.com/office/2019/extlst" xmlns:r="http://schemas.openxmlformats.org/officeDocument/2006/relationships" xmlns:m="http://schemas.openxmlformats.org/officeDocument/2006/math" xmlns:v="urn:schemas-microsoft-com:vml" xmlns:wp14="http://schemas.microsoft.com/office/word/2010/wordprocessingDrawing" xmlns:wp="http://schemas.openxmlformats.org/drawingml/2006/wordprocessingDrawing" xmlns:w10="urn:schemas-microsoft-com:office:word" xmlns:w="http://schemas.openxmlformats.org/wordprocessingml/2006/main" xmlns:w14="http://schemas.microsoft.com/office/word/2010/wordml" xmlns:w15="http://schemas.microsoft.com/office/word/2012/wordml" xmlns:w16cex="http://schemas.microsoft.com/office/word/2018/wordml/cex" xmlns:w16cid="http://schemas.microsoft.com/office/word/2016/wordml/cid" xmlns:w16="http://schemas.microsoft.com/office/word/2018/wordml" xmlns:w16du="http://schemas.microsoft.com/office/word/2023/wordml/word16du" xmlns:w16sdtdh="http://schemas.microsoft.com/office/word/2020/wordml/sdtdatahash" xmlns:w16sdtfl="http://schemas.microsoft.com/office/word/2024/wordml/sdtformatlock" xmlns:w16se="http://schemas.microsoft.com/office/word/2015/wordml/symex" xmlns:wpg="http://schemas.microsoft.com/office/word/2010/wordprocessingGroup" xmlns:wpi="http://schemas.microsoft.com/office/word/2010/wordprocessingInk" xmlns:wne="http://schemas.microsoft.com/office/word/2006/wordml" xmlns:wps="http://schemas.microsoft.com/office/word/2010/wordprocessingShape" mc:Ignorable="w14 w15 w16se w16cid w16 w16cex w16sdtdh w16sdtfl w16du wp14">
   <w:endnote w:type="separator" w:id="-1">
     <w:p>
       <w:pPr>
@@ -1926,7 +1931,7 @@
 </file>
 
 <file path=word/footnotes.xml><?xml version="1.0" encoding="utf-8"?>
-<w:footnotes xmlns:wpc="http://schemas.microsoft.com/office/word/2010/wordprocessingCanvas" xmlns:cx="http://schemas.microsoft.com/office/drawing/2014/chartex" xmlns:cx1="http://schemas.microsoft.com/office/drawing/2015/9/8/chartex" xmlns:cx2="http://schemas.microsoft.com/office/drawing/2015/10/21/chartex" xmlns:cx3="http://schemas.microsoft.com/office/drawing/2016/5/9/chartex" xmlns:cx4="http://schemas.microsoft.com/office/drawing/2016/5/10/chartex" xmlns:cx5="http://schemas.microsoft.com/office/drawing/2016/5/11/chartex" xmlns:cx6="http://schemas.microsoft.com/office/drawing/2016/5/12/chartex" xmlns:cx7="http://schemas.microsoft.com/office/drawing/2016/5/13/chartex" xmlns:cx8="http://schemas.microsoft.com/office/drawing/2016/5/14/chartex" xmlns:mc="http://schemas.openxmlformats.org/markup-compatibility/2006" xmlns:aink="http://schemas.microsoft.com/office/drawing/2016/ink" xmlns:am3d="http://schemas.microsoft.com/office/drawing/2017/model3d" xmlns:o="urn:schemas-microsoft-com:office:office" xmlns:oel="http://schemas.microsoft.com/office/2019/extlst" xmlns:r="http://schemas.openxmlformats.org/officeDocument/2006/relationships" xmlns:m="http://schemas.openxmlformats.org/officeDocument/2006/math" xmlns:v="urn:schemas-microsoft-com:vml" xmlns:wp14="http://schemas.microsoft.com/office/word/2010/wordprocessingDrawing" xmlns:wp="http://schemas.openxmlformats.org/drawingml/2006/wordprocessingDrawing" xmlns:w10="urn:schemas-microsoft-com:office:word" xmlns:w="http://schemas.openxmlformats.org/wordprocessingml/2006/main" xmlns:w14="http://schemas.microsoft.com/office/word/2010/wordml" xmlns:w15="http://schemas.microsoft.com/office/word/2012/wordml" xmlns:w16cex="http://schemas.microsoft.com/office/word/2018/wordml/cex" xmlns:w16cid="http://schemas.microsoft.com/office/word/2016/wordml/cid" xmlns:w16="http://schemas.microsoft.com/office/word/2018/wordml" xmlns:w16du="http://schemas.microsoft.com/office/word/2023/wordml/word16du" xmlns:w16sdtdh="http://schemas.microsoft.com/office/word/2020/wordml/sdtdatahash" xmlns:w16se="http://schemas.microsoft.com/office/word/2015/wordml/symex" xmlns:wpg="http://schemas.microsoft.com/office/word/2010/wordprocessingGroup" xmlns:wpi="http://schemas.microsoft.com/office/word/2010/wordprocessingInk" xmlns:wne="http://schemas.microsoft.com/office/word/2006/wordml" xmlns:wps="http://schemas.microsoft.com/office/word/2010/wordprocessingShape" mc:Ignorable="w14 w15 w16se w16cid w16 w16cex w16sdtdh w16du wp14">
+<w:footnotes xmlns:wpc="http://schemas.microsoft.com/office/word/2010/wordprocessingCanvas" xmlns:cx="http://schemas.microsoft.com/office/drawing/2014/chartex" xmlns:cx1="http://schemas.microsoft.com/office/drawing/2015/9/8/chartex" xmlns:cx2="http://schemas.microsoft.com/office/drawing/2015/10/21/chartex" xmlns:cx3="http://schemas.microsoft.com/office/drawing/2016/5/9/chartex" xmlns:cx4="http://schemas.microsoft.com/office/drawing/2016/5/10/chartex" xmlns:cx5="http://schemas.microsoft.com/office/drawing/2016/5/11/chartex" xmlns:cx6="http://schemas.microsoft.com/office/drawing/2016/5/12/chartex" xmlns:cx7="http://schemas.microsoft.com/office/drawing/2016/5/13/chartex" xmlns:cx8="http://schemas.microsoft.com/office/drawing/2016/5/14/chartex" xmlns:mc="http://schemas.openxmlformats.org/markup-compatibility/2006" xmlns:aink="http://schemas.microsoft.com/office/drawing/2016/ink" xmlns:am3d="http://schemas.microsoft.com/office/drawing/2017/model3d" xmlns:o="urn:schemas-microsoft-com:office:office" xmlns:oel="http://schemas.microsoft.com/office/2019/extlst" xmlns:r="http://schemas.openxmlformats.org/officeDocument/2006/relationships" xmlns:m="http://schemas.openxmlformats.org/officeDocument/2006/math" xmlns:v="urn:schemas-microsoft-com:vml" xmlns:wp14="http://schemas.microsoft.com/office/word/2010/wordprocessingDrawing" xmlns:wp="http://schemas.openxmlformats.org/drawingml/2006/wordprocessingDrawing" xmlns:w10="urn:schemas-microsoft-com:office:word" xmlns:w="http://schemas.openxmlformats.org/wordprocessingml/2006/main" xmlns:w14="http://schemas.microsoft.com/office/word/2010/wordml" xmlns:w15="http://schemas.microsoft.com/office/word/2012/wordml" xmlns:w16cex="http://schemas.microsoft.com/office/word/2018/wordml/cex" xmlns:w16cid="http://schemas.microsoft.com/office/word/2016/wordml/cid" xmlns:w16="http://schemas.microsoft.com/office/word/2018/wordml" xmlns:w16du="http://schemas.microsoft.com/office/word/2023/wordml/word16du" xmlns:w16sdtdh="http://schemas.microsoft.com/office/word/2020/wordml/sdtdatahash" xmlns:w16sdtfl="http://schemas.microsoft.com/office/word/2024/wordml/sdtformatlock" xmlns:w16se="http://schemas.microsoft.com/office/word/2015/wordml/symex" xmlns:wpg="http://schemas.microsoft.com/office/word/2010/wordprocessingGroup" xmlns:wpi="http://schemas.microsoft.com/office/word/2010/wordprocessingInk" xmlns:wne="http://schemas.microsoft.com/office/word/2006/wordml" xmlns:wps="http://schemas.microsoft.com/office/word/2010/wordprocessingShape" mc:Ignorable="w14 w15 w16se w16cid w16 w16cex w16sdtdh w16sdtfl w16du wp14">
   <w:footnote w:type="separator" w:id="-1">
     <w:p>
       <w:pPr>
@@ -1951,7 +1956,7 @@
 </file>
 
 <file path=word/numbering.xml><?xml version="1.0" encoding="utf-8"?>
-<w:numbering xmlns:wpc="http://schemas.microsoft.com/office/word/2010/wordprocessingCanvas" xmlns:cx="http://schemas.microsoft.com/office/drawing/2014/chartex" xmlns:cx1="http://schemas.microsoft.com/office/drawing/2015/9/8/chartex" xmlns:cx2="http://schemas.microsoft.com/office/drawing/2015/10/21/chartex" xmlns:cx3="http://schemas.microsoft.com/office/drawing/2016/5/9/chartex" xmlns:cx4="http://schemas.microsoft.com/office/drawing/2016/5/10/chartex" xmlns:cx5="http://schemas.microsoft.com/office/drawing/2016/5/11/chartex" xmlns:cx6="http://schemas.microsoft.com/office/drawing/2016/5/12/chartex" xmlns:cx7="http://schemas.microsoft.com/office/drawing/2016/5/13/chartex" xmlns:cx8="http://schemas.microsoft.com/office/drawing/2016/5/14/chartex" xmlns:mc="http://schemas.openxmlformats.org/markup-compatibility/2006" xmlns:aink="http://schemas.microsoft.com/office/drawing/2016/ink" xmlns:am3d="http://schemas.microsoft.com/office/drawing/2017/model3d" xmlns:o="urn:schemas-microsoft-com:office:office" xmlns:oel="http://schemas.microsoft.com/office/2019/extlst" xmlns:r="http://schemas.openxmlformats.org/officeDocument/2006/relationships" xmlns:m="http://schemas.openxmlformats.org/officeDocument/2006/math" xmlns:v="urn:schemas-microsoft-com:vml" xmlns:wp14="http://schemas.microsoft.com/office/word/2010/wordprocessingDrawing" xmlns:wp="http://schemas.openxmlformats.org/drawingml/2006/wordprocessingDrawing" xmlns:w10="urn:schemas-microsoft-com:office:word" xmlns:w="http://schemas.openxmlformats.org/wordprocessingml/2006/main" xmlns:w14="http://schemas.microsoft.com/office/word/2010/wordml" xmlns:w15="http://schemas.microsoft.com/office/word/2012/wordml" xmlns:w16cex="http://schemas.microsoft.com/office/word/2018/wordml/cex" xmlns:w16cid="http://schemas.microsoft.com/office/word/2016/wordml/cid" xmlns:w16="http://schemas.microsoft.com/office/word/2018/wordml" xmlns:w16du="http://schemas.microsoft.com/office/word/2023/wordml/word16du" xmlns:w16sdtdh="http://schemas.microsoft.com/office/word/2020/wordml/sdtdatahash" xmlns:w16se="http://schemas.microsoft.com/office/word/2015/wordml/symex" xmlns:wpg="http://schemas.microsoft.com/office/word/2010/wordprocessingGroup" xmlns:wpi="http://schemas.microsoft.com/office/word/2010/wordprocessingInk" xmlns:wne="http://schemas.microsoft.com/office/word/2006/wordml" xmlns:wps="http://schemas.microsoft.com/office/word/2010/wordprocessingShape" mc:Ignorable="w14 w15 w16se w16cid w16 w16cex w16sdtdh w16du wp14">
+<w:numbering xmlns:wpc="http://schemas.microsoft.com/office/word/2010/wordprocessingCanvas" xmlns:cx="http://schemas.microsoft.com/office/drawing/2014/chartex" xmlns:cx1="http://schemas.microsoft.com/office/drawing/2015/9/8/chartex" xmlns:cx2="http://schemas.microsoft.com/office/drawing/2015/10/21/chartex" xmlns:cx3="http://schemas.microsoft.com/office/drawing/2016/5/9/chartex" xmlns:cx4="http://schemas.microsoft.com/office/drawing/2016/5/10/chartex" xmlns:cx5="http://schemas.microsoft.com/office/drawing/2016/5/11/chartex" xmlns:cx6="http://schemas.microsoft.com/office/drawing/2016/5/12/chartex" xmlns:cx7="http://schemas.microsoft.com/office/drawing/2016/5/13/chartex" xmlns:cx8="http://schemas.microsoft.com/office/drawing/2016/5/14/chartex" xmlns:mc="http://schemas.openxmlformats.org/markup-compatibility/2006" xmlns:aink="http://schemas.microsoft.com/office/drawing/2016/ink" xmlns:am3d="http://schemas.microsoft.com/office/drawing/2017/model3d" xmlns:o="urn:schemas-microsoft-com:office:office" xmlns:oel="http://schemas.microsoft.com/office/2019/extlst" xmlns:r="http://schemas.openxmlformats.org/officeDocument/2006/relationships" xmlns:m="http://schemas.openxmlformats.org/officeDocument/2006/math" xmlns:v="urn:schemas-microsoft-com:vml" xmlns:wp14="http://schemas.microsoft.com/office/word/2010/wordprocessingDrawing" xmlns:wp="http://schemas.openxmlformats.org/drawingml/2006/wordprocessingDrawing" xmlns:w10="urn:schemas-microsoft-com:office:word" xmlns:w="http://schemas.openxmlformats.org/wordprocessingml/2006/main" xmlns:w14="http://schemas.microsoft.com/office/word/2010/wordml" xmlns:w15="http://schemas.microsoft.com/office/word/2012/wordml" xmlns:w16cex="http://schemas.microsoft.com/office/word/2018/wordml/cex" xmlns:w16cid="http://schemas.microsoft.com/office/word/2016/wordml/cid" xmlns:w16="http://schemas.microsoft.com/office/word/2018/wordml" xmlns:w16du="http://schemas.microsoft.com/office/word/2023/wordml/word16du" xmlns:w16sdtdh="http://schemas.microsoft.com/office/word/2020/wordml/sdtdatahash" xmlns:w16sdtfl="http://schemas.microsoft.com/office/word/2024/wordml/sdtformatlock" xmlns:w16se="http://schemas.microsoft.com/office/word/2015/wordml/symex" xmlns:wpg="http://schemas.microsoft.com/office/word/2010/wordprocessingGroup" xmlns:wpi="http://schemas.microsoft.com/office/word/2010/wordprocessingInk" xmlns:wne="http://schemas.microsoft.com/office/word/2006/wordml" xmlns:wps="http://schemas.microsoft.com/office/word/2010/wordprocessingShape" mc:Ignorable="w14 w15 w16se w16cid w16 w16cex w16sdtdh w16sdtfl w16du wp14">
   <w:abstractNum w:abstractNumId="0" w15:restartNumberingAfterBreak="0">
     <w:nsid w:val="49451E23"/>
     <w:multiLevelType w:val="multilevel"/>
@@ -2080,7 +2085,7 @@
 </file>
 
 <file path=word/styles.xml><?xml version="1.0" encoding="utf-8"?>
-<w:styles xmlns:mc="http://schemas.openxmlformats.org/markup-compatibility/2006" xmlns:r="http://schemas.openxmlformats.org/officeDocument/2006/relationships" xmlns:w="http://schemas.openxmlformats.org/wordprocessingml/2006/main" xmlns:w14="http://schemas.microsoft.com/office/word/2010/wordml" xmlns:w15="http://schemas.microsoft.com/office/word/2012/wordml" xmlns:w16cex="http://schemas.microsoft.com/office/word/2018/wordml/cex" xmlns:w16cid="http://schemas.microsoft.com/office/word/2016/wordml/cid" xmlns:w16="http://schemas.microsoft.com/office/word/2018/wordml" xmlns:w16du="http://schemas.microsoft.com/office/word/2023/wordml/word16du" xmlns:w16sdtdh="http://schemas.microsoft.com/office/word/2020/wordml/sdtdatahash" xmlns:w16se="http://schemas.microsoft.com/office/word/2015/wordml/symex" mc:Ignorable="w14 w15 w16se w16cid w16 w16cex w16sdtdh w16du">
+<w:styles xmlns:mc="http://schemas.openxmlformats.org/markup-compatibility/2006" xmlns:r="http://schemas.openxmlformats.org/officeDocument/2006/relationships" xmlns:w="http://schemas.openxmlformats.org/wordprocessingml/2006/main" xmlns:w14="http://schemas.microsoft.com/office/word/2010/wordml" xmlns:w15="http://schemas.microsoft.com/office/word/2012/wordml" xmlns:w16cex="http://schemas.microsoft.com/office/word/2018/wordml/cex" xmlns:w16cid="http://schemas.microsoft.com/office/word/2016/wordml/cid" xmlns:w16="http://schemas.microsoft.com/office/word/2018/wordml" xmlns:w16du="http://schemas.microsoft.com/office/word/2023/wordml/word16du" xmlns:w16sdtdh="http://schemas.microsoft.com/office/word/2020/wordml/sdtdatahash" xmlns:w16sdtfl="http://schemas.microsoft.com/office/word/2024/wordml/sdtformatlock" xmlns:w16se="http://schemas.microsoft.com/office/word/2015/wordml/symex" mc:Ignorable="w14 w15 w16se w16cid w16 w16cex w16sdtdh w16sdtfl w16du">
   <w:docDefaults>
     <w:rPrDefault>
       <w:rPr>
@@ -2686,6 +2691,7 @@
   <w:style w:type="character" w:default="1" w:styleId="DefaultParagraphFont">
     <w:name w:val="Default Paragraph Font"/>
     <w:uiPriority w:val="1"/>
+    <w:semiHidden/>
     <w:unhideWhenUsed/>
   </w:style>
   <w:style w:type="table" w:default="1" w:styleId="TableNormal">

--- a/COMP2123_cheatsheet.docx
+++ b/COMP2123_cheatsheet.docx
@@ -168,23 +168,13 @@
         </w:rPr>
         <w:t xml:space="preserve"> -&gt; </w:t>
       </w:r>
-      <w:proofErr w:type="gramStart"/>
       <w:r>
         <w:rPr>
           <w:rFonts w:hint="eastAsia"/>
           <w:sz w:val="15"/>
           <w:szCs w:val="15"/>
         </w:rPr>
-        <w:t>O(</w:t>
-      </w:r>
-      <w:proofErr w:type="gramEnd"/>
-      <w:r>
-        <w:rPr>
-          <w:rFonts w:hint="eastAsia"/>
-          <w:sz w:val="15"/>
-          <w:szCs w:val="15"/>
-        </w:rPr>
-        <w:t>1)</w:t>
+        <w:t>O(1)</w:t>
       </w:r>
       <w:r>
         <w:rPr>
@@ -301,16 +291,7 @@
           <w:szCs w:val="16"/>
           <w:highlight w:val="green"/>
         </w:rPr>
-        <w:t xml:space="preserve">3 – </w:t>
-      </w:r>
-      <w:proofErr w:type="gramStart"/>
-      <w:r>
-        <w:rPr>
-          <w:sz w:val="16"/>
-          <w:szCs w:val="16"/>
-          <w:highlight w:val="green"/>
-        </w:rPr>
-        <w:t>Trees</w:t>
+        <w:t>3 – Trees</w:t>
       </w:r>
       <w:r>
         <w:rPr>
@@ -333,47 +314,7 @@
           <w:sz w:val="15"/>
           <w:szCs w:val="15"/>
         </w:rPr>
-        <w:t>Preorder</w:t>
-      </w:r>
-      <w:proofErr w:type="gramEnd"/>
-      <w:r>
-        <w:rPr>
-          <w:sz w:val="15"/>
-          <w:szCs w:val="15"/>
-        </w:rPr>
-        <w:t xml:space="preserve">, </w:t>
-      </w:r>
-      <w:proofErr w:type="spellStart"/>
-      <w:r>
-        <w:rPr>
-          <w:sz w:val="15"/>
-          <w:szCs w:val="15"/>
-        </w:rPr>
-        <w:t>Inorder</w:t>
-      </w:r>
-      <w:proofErr w:type="spellEnd"/>
-      <w:r>
-        <w:rPr>
-          <w:sz w:val="15"/>
-          <w:szCs w:val="15"/>
-        </w:rPr>
-        <w:t xml:space="preserve">, </w:t>
-      </w:r>
-      <w:proofErr w:type="spellStart"/>
-      <w:r>
-        <w:rPr>
-          <w:sz w:val="15"/>
-          <w:szCs w:val="15"/>
-        </w:rPr>
-        <w:t>Postorder</w:t>
-      </w:r>
-      <w:proofErr w:type="spellEnd"/>
-      <w:r>
-        <w:rPr>
-          <w:sz w:val="15"/>
-          <w:szCs w:val="15"/>
-        </w:rPr>
-        <w:t xml:space="preserve"> → O(n)</w:t>
+        <w:t>Preorder, Inorder, Postorder → O(n)</w:t>
       </w:r>
       <w:r>
         <w:rPr>
@@ -460,11 +401,33 @@
       </w:r>
       <w:r>
         <w:rPr>
+          <w:sz w:val="13"/>
+          <w:szCs w:val="13"/>
+        </w:rPr>
+        <w:t xml:space="preserve">consider </w:t>
+      </w:r>
+      <w:r>
+        <w:rPr>
           <w:rFonts w:hint="eastAsia"/>
           <w:sz w:val="13"/>
           <w:szCs w:val="13"/>
         </w:rPr>
-        <w:t>考虑h的best</w:t>
+        <w:t>h</w:t>
+      </w:r>
+      <w:r>
+        <w:rPr>
+          <w:sz w:val="13"/>
+          <w:szCs w:val="13"/>
+        </w:rPr>
+        <w:t xml:space="preserve">’s </w:t>
+      </w:r>
+      <w:r>
+        <w:rPr>
+          <w:rFonts w:hint="eastAsia"/>
+          <w:sz w:val="13"/>
+          <w:szCs w:val="13"/>
+        </w:rPr>
+        <w:t>best</w:t>
       </w:r>
       <w:r>
         <w:rPr>
@@ -1653,11 +1616,6 @@
       </w:r>
     </w:p>
     <w:p>
-      <w:pPr>
-        <w:rPr>
-          <w:rFonts w:hint="eastAsia"/>
-        </w:rPr>
-      </w:pPr>
       <w:r>
         <w:rPr>
           <w:sz w:val="16"/>
@@ -1859,10 +1817,10 @@
           <w:noProof/>
         </w:rPr>
         <w:drawing>
-          <wp:inline distT="0" distB="0" distL="0" distR="0" wp14:anchorId="5C3FEE40" wp14:editId="1BA3EFB5">
-            <wp:extent cx="2155471" cy="692150"/>
-            <wp:effectExtent l="0" t="0" r="0" b="0"/>
-            <wp:docPr id="1094279745" name="Picture 1" descr="A white background with black text&#10;&#10;Description automatically generated"/>
+          <wp:inline distT="0" distB="0" distL="0" distR="0" wp14:anchorId="4114903C" wp14:editId="286F6C26">
+            <wp:extent cx="2372995" cy="490220"/>
+            <wp:effectExtent l="0" t="0" r="1905" b="5080"/>
+            <wp:docPr id="478154620" name="Picture 1"/>
             <wp:cNvGraphicFramePr>
               <a:graphicFrameLocks xmlns:a="http://schemas.openxmlformats.org/drawingml/2006/main" noChangeAspect="1"/>
             </wp:cNvGraphicFramePr>
@@ -1870,7 +1828,7 @@
               <a:graphicData uri="http://schemas.openxmlformats.org/drawingml/2006/picture">
                 <pic:pic xmlns:pic="http://schemas.openxmlformats.org/drawingml/2006/picture">
                   <pic:nvPicPr>
-                    <pic:cNvPr id="1094279745" name="Picture 1" descr="A white background with black text&#10;&#10;Description automatically generated"/>
+                    <pic:cNvPr id="478154620" name=""/>
                     <pic:cNvPicPr/>
                   </pic:nvPicPr>
                   <pic:blipFill>
@@ -1882,7 +1840,7 @@
                   <pic:spPr>
                     <a:xfrm>
                       <a:off x="0" y="0"/>
-                      <a:ext cx="2161319" cy="694028"/>
+                      <a:ext cx="2372995" cy="490220"/>
                     </a:xfrm>
                     <a:prstGeom prst="rect">
                       <a:avLst/>

--- a/COMP2123_cheatsheet.docx
+++ b/COMP2123_cheatsheet.docx
@@ -168,13 +168,23 @@
         </w:rPr>
         <w:t xml:space="preserve"> -&gt; </w:t>
       </w:r>
+      <w:proofErr w:type="gramStart"/>
       <w:r>
         <w:rPr>
           <w:rFonts w:hint="eastAsia"/>
           <w:sz w:val="15"/>
           <w:szCs w:val="15"/>
         </w:rPr>
-        <w:t>O(1)</w:t>
+        <w:t>O(</w:t>
+      </w:r>
+      <w:proofErr w:type="gramEnd"/>
+      <w:r>
+        <w:rPr>
+          <w:rFonts w:hint="eastAsia"/>
+          <w:sz w:val="15"/>
+          <w:szCs w:val="15"/>
+        </w:rPr>
+        <w:t>1)</w:t>
       </w:r>
       <w:r>
         <w:rPr>
@@ -291,7 +301,16 @@
           <w:szCs w:val="16"/>
           <w:highlight w:val="green"/>
         </w:rPr>
-        <w:t>3 – Trees</w:t>
+        <w:t xml:space="preserve">3 – </w:t>
+      </w:r>
+      <w:proofErr w:type="gramStart"/>
+      <w:r>
+        <w:rPr>
+          <w:sz w:val="16"/>
+          <w:szCs w:val="16"/>
+          <w:highlight w:val="green"/>
+        </w:rPr>
+        <w:t>Trees</w:t>
       </w:r>
       <w:r>
         <w:rPr>
@@ -314,7 +333,47 @@
           <w:sz w:val="15"/>
           <w:szCs w:val="15"/>
         </w:rPr>
-        <w:t>Preorder, Inorder, Postorder → O(n)</w:t>
+        <w:t>Preorder</w:t>
+      </w:r>
+      <w:proofErr w:type="gramEnd"/>
+      <w:r>
+        <w:rPr>
+          <w:sz w:val="15"/>
+          <w:szCs w:val="15"/>
+        </w:rPr>
+        <w:t xml:space="preserve">, </w:t>
+      </w:r>
+      <w:proofErr w:type="spellStart"/>
+      <w:r>
+        <w:rPr>
+          <w:sz w:val="15"/>
+          <w:szCs w:val="15"/>
+        </w:rPr>
+        <w:t>Inorder</w:t>
+      </w:r>
+      <w:proofErr w:type="spellEnd"/>
+      <w:r>
+        <w:rPr>
+          <w:sz w:val="15"/>
+          <w:szCs w:val="15"/>
+        </w:rPr>
+        <w:t xml:space="preserve">, </w:t>
+      </w:r>
+      <w:proofErr w:type="spellStart"/>
+      <w:r>
+        <w:rPr>
+          <w:sz w:val="15"/>
+          <w:szCs w:val="15"/>
+        </w:rPr>
+        <w:t>Postorder</w:t>
+      </w:r>
+      <w:proofErr w:type="spellEnd"/>
+      <w:r>
+        <w:rPr>
+          <w:sz w:val="15"/>
+          <w:szCs w:val="15"/>
+        </w:rPr>
+        <w:t xml:space="preserve"> → O(n)</w:t>
       </w:r>
       <w:r>
         <w:rPr>
@@ -398,6 +457,14 @@
           <w:szCs w:val="16"/>
         </w:rPr>
         <w:t xml:space="preserve"> </w:t>
+      </w:r>
+      <w:r>
+        <w:rPr>
+          <w:rFonts w:hint="eastAsia"/>
+          <w:sz w:val="13"/>
+          <w:szCs w:val="13"/>
+        </w:rPr>
+        <w:t xml:space="preserve">should </w:t>
       </w:r>
       <w:r>
         <w:rPr>

--- a/COMP2123_cheatsheet.docx
+++ b/COMP2123_cheatsheet.docx
@@ -168,23 +168,13 @@
         </w:rPr>
         <w:t xml:space="preserve"> -&gt; </w:t>
       </w:r>
-      <w:proofErr w:type="gramStart"/>
       <w:r>
         <w:rPr>
           <w:rFonts w:hint="eastAsia"/>
           <w:sz w:val="15"/>
           <w:szCs w:val="15"/>
         </w:rPr>
-        <w:t>O(</w:t>
-      </w:r>
-      <w:proofErr w:type="gramEnd"/>
-      <w:r>
-        <w:rPr>
-          <w:rFonts w:hint="eastAsia"/>
-          <w:sz w:val="15"/>
-          <w:szCs w:val="15"/>
-        </w:rPr>
-        <w:t>1)</w:t>
+        <w:t>O(1)</w:t>
       </w:r>
       <w:r>
         <w:rPr>
@@ -237,21 +227,22 @@
       </w:pPr>
       <w:r>
         <w:rPr>
-          <w:noProof/>
+          <w:sz w:val="16"/>
+          <w:szCs w:val="16"/>
         </w:rPr>
         <w:drawing>
-          <wp:anchor distT="0" distB="0" distL="114300" distR="114300" simplePos="0" relativeHeight="251661312" behindDoc="0" locked="0" layoutInCell="1" allowOverlap="1" wp14:anchorId="447A14F9" wp14:editId="602EB327">
+          <wp:anchor distT="0" distB="0" distL="114300" distR="114300" simplePos="0" relativeHeight="251661312" behindDoc="0" locked="0" layoutInCell="1" allowOverlap="1" wp14:anchorId="4EE88353" wp14:editId="2751794F">
             <wp:simplePos x="0" y="0"/>
             <wp:positionH relativeFrom="column">
-              <wp:posOffset>40640</wp:posOffset>
+              <wp:posOffset>4855</wp:posOffset>
             </wp:positionH>
             <wp:positionV relativeFrom="paragraph">
-              <wp:posOffset>1597660</wp:posOffset>
+              <wp:posOffset>1580296</wp:posOffset>
             </wp:positionV>
-            <wp:extent cx="1803712" cy="967740"/>
-            <wp:effectExtent l="0" t="0" r="0" b="0"/>
+            <wp:extent cx="1597306" cy="904869"/>
+            <wp:effectExtent l="0" t="0" r="3175" b="0"/>
             <wp:wrapNone/>
-            <wp:docPr id="1939739568" name="Picture 1" descr="A diagram of a tree&#10;&#10;AI-generated content may be incorrect."/>
+            <wp:docPr id="121382152" name="Picture 1" descr="A diagram of a tree&#10;&#10;AI-generated content may be incorrect."/>
             <wp:cNvGraphicFramePr>
               <a:graphicFrameLocks xmlns:a="http://schemas.openxmlformats.org/drawingml/2006/main" noChangeAspect="1"/>
             </wp:cNvGraphicFramePr>
@@ -259,7 +250,7 @@
               <a:graphicData uri="http://schemas.openxmlformats.org/drawingml/2006/picture">
                 <pic:pic xmlns:pic="http://schemas.openxmlformats.org/drawingml/2006/picture">
                   <pic:nvPicPr>
-                    <pic:cNvPr id="1939739568" name="Picture 1" descr="A diagram of a tree&#10;&#10;AI-generated content may be incorrect."/>
+                    <pic:cNvPr id="121382152" name="Picture 1" descr="A diagram of a tree&#10;&#10;AI-generated content may be incorrect."/>
                     <pic:cNvPicPr/>
                   </pic:nvPicPr>
                   <pic:blipFill>
@@ -277,7 +268,7 @@
                   <pic:spPr>
                     <a:xfrm>
                       <a:off x="0" y="0"/>
-                      <a:ext cx="1806269" cy="969112"/>
+                      <a:ext cx="1609846" cy="911973"/>
                     </a:xfrm>
                     <a:prstGeom prst="rect">
                       <a:avLst/>
@@ -301,16 +292,7 @@
           <w:szCs w:val="16"/>
           <w:highlight w:val="green"/>
         </w:rPr>
-        <w:t xml:space="preserve">3 – </w:t>
-      </w:r>
-      <w:proofErr w:type="gramStart"/>
-      <w:r>
-        <w:rPr>
-          <w:sz w:val="16"/>
-          <w:szCs w:val="16"/>
-          <w:highlight w:val="green"/>
-        </w:rPr>
-        <w:t>Trees</w:t>
+        <w:t>3 – Trees</w:t>
       </w:r>
       <w:r>
         <w:rPr>
@@ -333,15 +315,7 @@
           <w:sz w:val="15"/>
           <w:szCs w:val="15"/>
         </w:rPr>
-        <w:t>Preorder</w:t>
-      </w:r>
-      <w:proofErr w:type="gramEnd"/>
-      <w:r>
-        <w:rPr>
-          <w:sz w:val="15"/>
-          <w:szCs w:val="15"/>
-        </w:rPr>
-        <w:t xml:space="preserve">, </w:t>
+        <w:t xml:space="preserve">Preorder, </w:t>
       </w:r>
       <w:proofErr w:type="spellStart"/>
       <w:r>

--- a/COMP2123_cheatsheet.docx
+++ b/COMP2123_cheatsheet.docx
@@ -10,6 +10,67 @@
           <w:highlight w:val="green"/>
         </w:rPr>
       </w:pPr>
+      <w:r>
+        <w:rPr>
+          <w:sz w:val="16"/>
+          <w:szCs w:val="16"/>
+        </w:rPr>
+        <w:drawing>
+          <wp:anchor distT="0" distB="0" distL="114300" distR="114300" simplePos="0" relativeHeight="251664384" behindDoc="0" locked="0" layoutInCell="1" allowOverlap="1" wp14:anchorId="7F49E2EC" wp14:editId="551A4474">
+            <wp:simplePos x="0" y="0"/>
+            <wp:positionH relativeFrom="column">
+              <wp:posOffset>545465</wp:posOffset>
+            </wp:positionH>
+            <wp:positionV relativeFrom="paragraph">
+              <wp:posOffset>-51061</wp:posOffset>
+            </wp:positionV>
+            <wp:extent cx="2070847" cy="233850"/>
+            <wp:effectExtent l="0" t="0" r="0" b="0"/>
+            <wp:wrapNone/>
+            <wp:docPr id="1604364340" name="Picture 1"/>
+            <wp:cNvGraphicFramePr>
+              <a:graphicFrameLocks xmlns:a="http://schemas.openxmlformats.org/drawingml/2006/main" noChangeAspect="1"/>
+            </wp:cNvGraphicFramePr>
+            <a:graphic xmlns:a="http://schemas.openxmlformats.org/drawingml/2006/main">
+              <a:graphicData uri="http://schemas.openxmlformats.org/drawingml/2006/picture">
+                <pic:pic xmlns:pic="http://schemas.openxmlformats.org/drawingml/2006/picture">
+                  <pic:nvPicPr>
+                    <pic:cNvPr id="282647802" name=""/>
+                    <pic:cNvPicPr/>
+                  </pic:nvPicPr>
+                  <pic:blipFill>
+                    <a:blip r:embed="rId8" cstate="print">
+                      <a:extLst>
+                        <a:ext uri="{28A0092B-C50C-407E-A947-70E740481C1C}">
+                          <a14:useLocalDpi xmlns:a14="http://schemas.microsoft.com/office/drawing/2010/main" val="0"/>
+                        </a:ext>
+                      </a:extLst>
+                    </a:blip>
+                    <a:stretch>
+                      <a:fillRect/>
+                    </a:stretch>
+                  </pic:blipFill>
+                  <pic:spPr>
+                    <a:xfrm>
+                      <a:off x="0" y="0"/>
+                      <a:ext cx="2070847" cy="233850"/>
+                    </a:xfrm>
+                    <a:prstGeom prst="rect">
+                      <a:avLst/>
+                    </a:prstGeom>
+                  </pic:spPr>
+                </pic:pic>
+              </a:graphicData>
+            </a:graphic>
+            <wp14:sizeRelH relativeFrom="page">
+              <wp14:pctWidth>0</wp14:pctWidth>
+            </wp14:sizeRelH>
+            <wp14:sizeRelV relativeFrom="page">
+              <wp14:pctHeight>0</wp14:pctHeight>
+            </wp14:sizeRelV>
+          </wp:anchor>
+        </w:drawing>
+      </w:r>
       <w:r>
         <w:rPr>
           <w:noProof/>
@@ -30,7 +91,7 @@
                     <pic:cNvPicPr/>
                   </pic:nvPicPr>
                   <pic:blipFill>
-                    <a:blip r:embed="rId8"/>
+                    <a:blip r:embed="rId9"/>
                     <a:stretch>
                       <a:fillRect/>
                     </a:stretch>
@@ -86,7 +147,7 @@
                     <pic:cNvPicPr/>
                   </pic:nvPicPr>
                   <pic:blipFill>
-                    <a:blip r:embed="rId9">
+                    <a:blip r:embed="rId10">
                       <a:extLst>
                         <a:ext uri="{28A0092B-C50C-407E-A947-70E740481C1C}">
                           <a14:useLocalDpi xmlns:a14="http://schemas.microsoft.com/office/drawing/2010/main" val="0"/>
@@ -168,13 +229,23 @@
         </w:rPr>
         <w:t xml:space="preserve"> -&gt; </w:t>
       </w:r>
+      <w:proofErr w:type="gramStart"/>
       <w:r>
         <w:rPr>
           <w:rFonts w:hint="eastAsia"/>
           <w:sz w:val="15"/>
           <w:szCs w:val="15"/>
         </w:rPr>
-        <w:t>O(1)</w:t>
+        <w:t>O(</w:t>
+      </w:r>
+      <w:proofErr w:type="gramEnd"/>
+      <w:r>
+        <w:rPr>
+          <w:rFonts w:hint="eastAsia"/>
+          <w:sz w:val="15"/>
+          <w:szCs w:val="15"/>
+        </w:rPr>
+        <w:t>1)</w:t>
       </w:r>
       <w:r>
         <w:rPr>
@@ -196,7 +267,7 @@
                     <pic:cNvPicPr/>
                   </pic:nvPicPr>
                   <pic:blipFill>
-                    <a:blip r:embed="rId10"/>
+                    <a:blip r:embed="rId11"/>
                     <a:stretch>
                       <a:fillRect/>
                     </a:stretch>
@@ -227,6 +298,7 @@
       </w:pPr>
       <w:r>
         <w:rPr>
+          <w:noProof/>
           <w:sz w:val="16"/>
           <w:szCs w:val="16"/>
         </w:rPr>
@@ -254,7 +326,7 @@
                     <pic:cNvPicPr/>
                   </pic:nvPicPr>
                   <pic:blipFill>
-                    <a:blip r:embed="rId11" cstate="print">
+                    <a:blip r:embed="rId12" cstate="print">
                       <a:extLst>
                         <a:ext uri="{28A0092B-C50C-407E-A947-70E740481C1C}">
                           <a14:useLocalDpi xmlns:a14="http://schemas.microsoft.com/office/drawing/2010/main" val="0"/>
@@ -292,7 +364,16 @@
           <w:szCs w:val="16"/>
           <w:highlight w:val="green"/>
         </w:rPr>
-        <w:t>3 – Trees</w:t>
+        <w:t xml:space="preserve">3 – </w:t>
+      </w:r>
+      <w:proofErr w:type="gramStart"/>
+      <w:r>
+        <w:rPr>
+          <w:sz w:val="16"/>
+          <w:szCs w:val="16"/>
+          <w:highlight w:val="green"/>
+        </w:rPr>
+        <w:t>Trees</w:t>
       </w:r>
       <w:r>
         <w:rPr>
@@ -315,7 +396,15 @@
           <w:sz w:val="15"/>
           <w:szCs w:val="15"/>
         </w:rPr>
-        <w:t xml:space="preserve">Preorder, </w:t>
+        <w:t>Preorder</w:t>
+      </w:r>
+      <w:proofErr w:type="gramEnd"/>
+      <w:r>
+        <w:rPr>
+          <w:sz w:val="15"/>
+          <w:szCs w:val="15"/>
+        </w:rPr>
+        <w:t xml:space="preserve">, </w:t>
       </w:r>
       <w:proofErr w:type="spellStart"/>
       <w:r>
@@ -375,7 +464,7 @@
                     <pic:cNvPicPr/>
                   </pic:nvPicPr>
                   <pic:blipFill>
-                    <a:blip r:embed="rId12"/>
+                    <a:blip r:embed="rId13"/>
                     <a:stretch>
                       <a:fillRect/>
                     </a:stretch>
@@ -522,7 +611,7 @@
                     <pic:cNvPicPr/>
                   </pic:nvPicPr>
                   <pic:blipFill>
-                    <a:blip r:embed="rId13"/>
+                    <a:blip r:embed="rId14"/>
                     <a:stretch>
                       <a:fillRect/>
                     </a:stretch>
@@ -568,7 +657,7 @@
                     <pic:cNvPicPr/>
                   </pic:nvPicPr>
                   <pic:blipFill>
-                    <a:blip r:embed="rId14"/>
+                    <a:blip r:embed="rId15"/>
                     <a:stretch>
                       <a:fillRect/>
                     </a:stretch>
@@ -614,7 +703,7 @@
                     <pic:cNvPicPr/>
                   </pic:nvPicPr>
                   <pic:blipFill>
-                    <a:blip r:embed="rId15"/>
+                    <a:blip r:embed="rId16"/>
                     <a:stretch>
                       <a:fillRect/>
                     </a:stretch>
@@ -664,7 +753,7 @@
                     <pic:cNvPicPr/>
                   </pic:nvPicPr>
                   <pic:blipFill>
-                    <a:blip r:embed="rId16" cstate="print">
+                    <a:blip r:embed="rId17" cstate="print">
                       <a:extLst>
                         <a:ext uri="{28A0092B-C50C-407E-A947-70E740481C1C}">
                           <a14:useLocalDpi xmlns:a14="http://schemas.microsoft.com/office/drawing/2010/main" val="0"/>
@@ -716,7 +805,7 @@
                     <pic:cNvPicPr/>
                   </pic:nvPicPr>
                   <pic:blipFill>
-                    <a:blip r:embed="rId17"/>
+                    <a:blip r:embed="rId18"/>
                     <a:stretch>
                       <a:fillRect/>
                     </a:stretch>
@@ -764,7 +853,7 @@
                     <pic:cNvPicPr/>
                   </pic:nvPicPr>
                   <pic:blipFill>
-                    <a:blip r:embed="rId18"/>
+                    <a:blip r:embed="rId19"/>
                     <a:stretch>
                       <a:fillRect/>
                     </a:stretch>
@@ -810,7 +899,7 @@
                     <pic:cNvPicPr/>
                   </pic:nvPicPr>
                   <pic:blipFill>
-                    <a:blip r:embed="rId19"/>
+                    <a:blip r:embed="rId20"/>
                     <a:stretch>
                       <a:fillRect/>
                     </a:stretch>
@@ -850,7 +939,7 @@
                     <pic:cNvPicPr/>
                   </pic:nvPicPr>
                   <pic:blipFill>
-                    <a:blip r:embed="rId20"/>
+                    <a:blip r:embed="rId21"/>
                     <a:stretch>
                       <a:fillRect/>
                     </a:stretch>
@@ -896,7 +985,7 @@
                     <pic:cNvPicPr/>
                   </pic:nvPicPr>
                   <pic:blipFill>
-                    <a:blip r:embed="rId21"/>
+                    <a:blip r:embed="rId22"/>
                     <a:stretch>
                       <a:fillRect/>
                     </a:stretch>
@@ -936,7 +1025,7 @@
                     <pic:cNvPicPr/>
                   </pic:nvPicPr>
                   <pic:blipFill>
-                    <a:blip r:embed="rId22"/>
+                    <a:blip r:embed="rId23"/>
                     <a:stretch>
                       <a:fillRect/>
                     </a:stretch>
@@ -976,7 +1065,7 @@
                     <pic:cNvPicPr/>
                   </pic:nvPicPr>
                   <pic:blipFill>
-                    <a:blip r:embed="rId23"/>
+                    <a:blip r:embed="rId24"/>
                     <a:stretch>
                       <a:fillRect/>
                     </a:stretch>
@@ -1032,7 +1121,7 @@
                     <pic:cNvPicPr/>
                   </pic:nvPicPr>
                   <pic:blipFill>
-                    <a:blip r:embed="rId24"/>
+                    <a:blip r:embed="rId25"/>
                     <a:stretch>
                       <a:fillRect/>
                     </a:stretch>
@@ -1078,7 +1167,7 @@
                     <pic:cNvPicPr/>
                   </pic:nvPicPr>
                   <pic:blipFill>
-                    <a:blip r:embed="rId25"/>
+                    <a:blip r:embed="rId26"/>
                     <a:stretch>
                       <a:fillRect/>
                     </a:stretch>
@@ -1124,7 +1213,7 @@
                     <pic:cNvPicPr/>
                   </pic:nvPicPr>
                   <pic:blipFill>
-                    <a:blip r:embed="rId26"/>
+                    <a:blip r:embed="rId27"/>
                     <a:stretch>
                       <a:fillRect/>
                     </a:stretch>
@@ -1156,9 +1245,70 @@
         <w:rPr>
           <w:sz w:val="16"/>
           <w:szCs w:val="16"/>
+        </w:rPr>
+        <w:lastRenderedPageBreak/>
+        <w:drawing>
+          <wp:anchor distT="0" distB="0" distL="114300" distR="114300" simplePos="0" relativeHeight="251666432" behindDoc="0" locked="0" layoutInCell="1" allowOverlap="1" wp14:anchorId="6162BDA8" wp14:editId="67A236B9">
+            <wp:simplePos x="0" y="0"/>
+            <wp:positionH relativeFrom="column">
+              <wp:posOffset>524436</wp:posOffset>
+            </wp:positionH>
+            <wp:positionV relativeFrom="paragraph">
+              <wp:posOffset>7359</wp:posOffset>
+            </wp:positionV>
+            <wp:extent cx="2070847" cy="233850"/>
+            <wp:effectExtent l="0" t="0" r="0" b="0"/>
+            <wp:wrapNone/>
+            <wp:docPr id="974994293" name="Picture 1"/>
+            <wp:cNvGraphicFramePr>
+              <a:graphicFrameLocks xmlns:a="http://schemas.openxmlformats.org/drawingml/2006/main" noChangeAspect="1"/>
+            </wp:cNvGraphicFramePr>
+            <a:graphic xmlns:a="http://schemas.openxmlformats.org/drawingml/2006/main">
+              <a:graphicData uri="http://schemas.openxmlformats.org/drawingml/2006/picture">
+                <pic:pic xmlns:pic="http://schemas.openxmlformats.org/drawingml/2006/picture">
+                  <pic:nvPicPr>
+                    <pic:cNvPr id="282647802" name=""/>
+                    <pic:cNvPicPr/>
+                  </pic:nvPicPr>
+                  <pic:blipFill>
+                    <a:blip r:embed="rId8" cstate="print">
+                      <a:extLst>
+                        <a:ext uri="{28A0092B-C50C-407E-A947-70E740481C1C}">
+                          <a14:useLocalDpi xmlns:a14="http://schemas.microsoft.com/office/drawing/2010/main" val="0"/>
+                        </a:ext>
+                      </a:extLst>
+                    </a:blip>
+                    <a:stretch>
+                      <a:fillRect/>
+                    </a:stretch>
+                  </pic:blipFill>
+                  <pic:spPr>
+                    <a:xfrm>
+                      <a:off x="0" y="0"/>
+                      <a:ext cx="2070847" cy="233850"/>
+                    </a:xfrm>
+                    <a:prstGeom prst="rect">
+                      <a:avLst/>
+                    </a:prstGeom>
+                  </pic:spPr>
+                </pic:pic>
+              </a:graphicData>
+            </a:graphic>
+            <wp14:sizeRelH relativeFrom="page">
+              <wp14:pctWidth>0</wp14:pctWidth>
+            </wp14:sizeRelH>
+            <wp14:sizeRelV relativeFrom="page">
+              <wp14:pctHeight>0</wp14:pctHeight>
+            </wp14:sizeRelV>
+          </wp:anchor>
+        </w:drawing>
+      </w:r>
+      <w:r>
+        <w:rPr>
+          <w:sz w:val="16"/>
+          <w:szCs w:val="16"/>
           <w:highlight w:val="green"/>
         </w:rPr>
-        <w:lastRenderedPageBreak/>
         <w:t xml:space="preserve">7 </w:t>
       </w:r>
       <w:r>
@@ -1205,7 +1355,7 @@
                     <pic:cNvPicPr/>
                   </pic:nvPicPr>
                   <pic:blipFill>
-                    <a:blip r:embed="rId27"/>
+                    <a:blip r:embed="rId28"/>
                     <a:stretch>
                       <a:fillRect/>
                     </a:stretch>
@@ -1245,7 +1395,7 @@
                     <pic:cNvPicPr/>
                   </pic:nvPicPr>
                   <pic:blipFill>
-                    <a:blip r:embed="rId28"/>
+                    <a:blip r:embed="rId29"/>
                     <a:stretch>
                       <a:fillRect/>
                     </a:stretch>
@@ -1291,7 +1441,7 @@
                     <pic:cNvPicPr/>
                   </pic:nvPicPr>
                   <pic:blipFill>
-                    <a:blip r:embed="rId29"/>
+                    <a:blip r:embed="rId30"/>
                     <a:stretch>
                       <a:fillRect/>
                     </a:stretch>
@@ -1337,7 +1487,7 @@
                     <pic:cNvPicPr/>
                   </pic:nvPicPr>
                   <pic:blipFill>
-                    <a:blip r:embed="rId30"/>
+                    <a:blip r:embed="rId31"/>
                     <a:stretch>
                       <a:fillRect/>
                     </a:stretch>
@@ -1407,7 +1557,7 @@
                     <pic:cNvPicPr/>
                   </pic:nvPicPr>
                   <pic:blipFill>
-                    <a:blip r:embed="rId31"/>
+                    <a:blip r:embed="rId32"/>
                     <a:stretch>
                       <a:fillRect/>
                     </a:stretch>
@@ -1447,7 +1597,7 @@
                     <pic:cNvPicPr/>
                   </pic:nvPicPr>
                   <pic:blipFill>
-                    <a:blip r:embed="rId32"/>
+                    <a:blip r:embed="rId33"/>
                     <a:stretch>
                       <a:fillRect/>
                     </a:stretch>
@@ -1493,7 +1643,7 @@
                     <pic:cNvPicPr/>
                   </pic:nvPicPr>
                   <pic:blipFill>
-                    <a:blip r:embed="rId33"/>
+                    <a:blip r:embed="rId34"/>
                     <a:stretch>
                       <a:fillRect/>
                     </a:stretch>
@@ -1539,7 +1689,7 @@
                     <pic:cNvPicPr/>
                   </pic:nvPicPr>
                   <pic:blipFill>
-                    <a:blip r:embed="rId34"/>
+                    <a:blip r:embed="rId35"/>
                     <a:stretch>
                       <a:fillRect/>
                     </a:stretch>
@@ -1595,7 +1745,7 @@
                     <pic:cNvPicPr/>
                   </pic:nvPicPr>
                   <pic:blipFill>
-                    <a:blip r:embed="rId35"/>
+                    <a:blip r:embed="rId36"/>
                     <a:stretch>
                       <a:fillRect/>
                     </a:stretch>
@@ -1635,7 +1785,7 @@
                     <pic:cNvPicPr/>
                   </pic:nvPicPr>
                   <pic:blipFill>
-                    <a:blip r:embed="rId36"/>
+                    <a:blip r:embed="rId37"/>
                     <a:stretch>
                       <a:fillRect/>
                     </a:stretch>
@@ -1685,7 +1835,7 @@
                     <pic:cNvPicPr/>
                   </pic:nvPicPr>
                   <pic:blipFill>
-                    <a:blip r:embed="rId37"/>
+                    <a:blip r:embed="rId38"/>
                     <a:stretch>
                       <a:fillRect/>
                     </a:stretch>
@@ -1731,7 +1881,7 @@
                     <pic:cNvPicPr/>
                   </pic:nvPicPr>
                   <pic:blipFill>
-                    <a:blip r:embed="rId38"/>
+                    <a:blip r:embed="rId39"/>
                     <a:stretch>
                       <a:fillRect/>
                     </a:stretch>
@@ -1777,7 +1927,7 @@
                     <pic:cNvPicPr/>
                   </pic:nvPicPr>
                   <pic:blipFill>
-                    <a:blip r:embed="rId39"/>
+                    <a:blip r:embed="rId40"/>
                     <a:stretch>
                       <a:fillRect/>
                     </a:stretch>
@@ -1833,7 +1983,7 @@
                     <pic:cNvPicPr/>
                   </pic:nvPicPr>
                   <pic:blipFill>
-                    <a:blip r:embed="rId40"/>
+                    <a:blip r:embed="rId41"/>
                     <a:stretch>
                       <a:fillRect/>
                     </a:stretch>
@@ -1873,7 +2023,7 @@
                     <pic:cNvPicPr/>
                   </pic:nvPicPr>
                   <pic:blipFill>
-                    <a:blip r:embed="rId41"/>
+                    <a:blip r:embed="rId42"/>
                     <a:stretch>
                       <a:fillRect/>
                     </a:stretch>
